--- a/Template/Template - ADMXXX-XX-XX 2026MMGG Resoconto Collaudo (approvazione telematica).docx
+++ b/Template/Template - ADMXXX-XX-XX 2026MMGG Resoconto Collaudo (approvazione telematica).docx
@@ -274,7 +274,7 @@
                 <w:sz w:val="20"/>
                 <w:szCs w:val="20"/>
               </w:rPr>
-              <w:t>DaTA</w:t>
+              <w:t>DATA</w:t>
             </w:r>
           </w:p>
         </w:tc>
